--- a/docs/Case_Study_Report.docx
+++ b/docs/Case_Study_Report.docx
@@ -165,7 +165,7 @@
         <w:t xml:space="preserve"> </w:t>
       </w:r>
       <w:r>
-        <w:t xml:space="preserve">Agarwal</w:t>
+        <w:t xml:space="preserve">Agrawal</w:t>
       </w:r>
       <w:r>
         <w:t xml:space="preserve"> </w:t>
